--- a/test_1list.docx
+++ b/test_1list.docx
@@ -119,8 +119,11 @@
       <w:pPr>
         <w:pStyle w:val="BodyText"/>
         <w:bidi w:val="0"/>
-        <w:rPr>
-          <w:b/>
+        <w:spacing w:lineRule="auto" w:line="276"/>
+        <w:rPr>
+          <w:rFonts w:ascii="Liberation Serif" w:hAnsi="Liberation Serif"/>
+          <w:b/>
+          <w:bCs/>
         </w:rPr>
       </w:pPr>
       <w:r>
@@ -134,8 +137,10 @@
       <w:pPr>
         <w:pStyle w:val="BodyText"/>
         <w:bidi w:val="0"/>
-        <w:spacing w:lineRule="auto" w:line="276" w:before="0" w:after="140"/>
-        <w:rPr/>
+        <w:spacing w:lineRule="auto" w:line="276"/>
+        <w:rPr>
+          <w:rFonts w:ascii="Liberation Serif" w:hAnsi="Liberation Serif"/>
+        </w:rPr>
       </w:pPr>
       <w:r>
         <w:rPr>
@@ -152,8 +157,10 @@
       <w:pPr>
         <w:pStyle w:val="BodyText"/>
         <w:bidi w:val="0"/>
-        <w:spacing w:lineRule="auto" w:line="276" w:before="0" w:after="140"/>
-        <w:rPr/>
+        <w:spacing w:lineRule="auto" w:line="276"/>
+        <w:rPr>
+          <w:rFonts w:ascii="Liberation Serif" w:hAnsi="Liberation Serif"/>
+        </w:rPr>
       </w:pPr>
       <w:r>
         <w:rPr>
@@ -170,10 +177,15 @@
       <w:pPr>
         <w:pStyle w:val="Normal"/>
         <w:bidi w:val="0"/>
-        <w:rPr/>
-      </w:pPr>
-      <w:r>
-        <w:rPr/>
+        <w:spacing w:before="0" w:after="140"/>
+        <w:rPr>
+          <w:b/>
+        </w:rPr>
+      </w:pPr>
+      <w:r>
+        <w:rPr>
+          <w:b/>
+        </w:rPr>
       </w:r>
     </w:p>
     <w:sectPr>
@@ -183,6 +195,7 @@
       <w:pgNumType w:fmt="decimal"/>
       <w:formProt w:val="false"/>
       <w:textDirection w:val="lrTb"/>
+      <w:docGrid w:type="default" w:linePitch="100" w:charSpace="0"/>
     </w:sectPr>
   </w:body>
 </w:document>
@@ -202,7 +215,6 @@
     </w:rPrDefault>
     <w:pPrDefault>
       <w:pPr>
-        <w:widowControl/>
         <w:suppressAutoHyphens w:val="true"/>
       </w:pPr>
     </w:pPrDefault>
@@ -212,7 +224,10 @@
     <w:qFormat/>
     <w:pPr>
       <w:widowControl/>
+      <w:suppressAutoHyphens w:val="true"/>
       <w:bidi w:val="0"/>
+      <w:spacing w:before="0" w:after="0"/>
+      <w:jc w:val="start"/>
     </w:pPr>
     <w:rPr>
       <w:rFonts w:ascii="Liberation Serif" w:hAnsi="Liberation Serif" w:eastAsia="Noto Serif CJK SC" w:cs="Noto Sans Devanagari"/>
@@ -274,6 +289,30 @@
     <w:name w:val="Указатель"/>
     <w:basedOn w:val="Normal"/>
     <w:qFormat/>
+    <w:pPr>
+      <w:suppressLineNumbers/>
+    </w:pPr>
+    <w:rPr>
+      <w:rFonts w:cs="Noto Sans Devanagari"/>
+    </w:rPr>
+  </w:style>
+  <w:style w:type="paragraph" w:styleId="user">
+    <w:name w:val="Заголовок (user)"/>
+    <w:basedOn w:val="Normal"/>
+    <w:next w:val="BodyText"/>
+    <w:pPr>
+      <w:keepNext w:val="true"/>
+      <w:spacing w:before="240" w:after="120"/>
+    </w:pPr>
+    <w:rPr>
+      <w:rFonts w:ascii="Liberation Sans" w:hAnsi="Liberation Sans" w:eastAsia="Noto Sans CJK SC" w:cs="Noto Sans Devanagari"/>
+      <w:sz w:val="28"/>
+      <w:szCs w:val="28"/>
+    </w:rPr>
+  </w:style>
+  <w:style w:type="paragraph" w:styleId="user1">
+    <w:name w:val="Указатель (user)"/>
+    <w:basedOn w:val="Normal"/>
     <w:pPr>
       <w:suppressLineNumbers/>
     </w:pPr>
